--- a/pr-preview/pr-231/chapters/software-text-tracked-changes.docx
+++ b/pr-preview/pr-231/chapters/software-text-tracked-changes.docx
@@ -26,7 +26,7 @@
       </w:pPr>
       <w:ins w:id="2" w:author="PR Preview" w:date="2026-01-01T00:00:00Z">
         <w:r>
-          <w:t xml:space="preserve">Last modified: 2026-10-16 03:46:06 (PDT)</w:t>
+          <w:t xml:space="preserve">Last modified: 2026-10-16 03:53:51 (PDT)</w:t>
         </w:r>
       </w:ins>
     </w:p>

--- a/pr-preview/pr-231/chapters/software-text-tracked-changes.docx
+++ b/pr-preview/pr-231/chapters/software-text-tracked-changes.docx
@@ -16,7 +16,7 @@
       </w:pPr>
       <w:del w:id="1" w:author="PR Preview" w:date="2026-01-01T00:00:00Z">
         <w:r>
-          <w:delText xml:space="preserve">Last modified: 2026-10-16 03:42:31 (PDT)</w:delText>
+          <w:delText xml:space="preserve">Last modified: 2026-10-16 04:14:45 (PDT)</w:delText>
         </w:r>
       </w:del>
     </w:p>
@@ -26,7 +26,7 @@
       </w:pPr>
       <w:ins w:id="2" w:author="PR Preview" w:date="2026-01-01T00:00:00Z">
         <w:r>
-          <w:t xml:space="preserve">Last modified: 2026-10-16 03:53:51 (PDT)</w:t>
+          <w:t xml:space="preserve">Last modified: 2026-10-16 04:19:44 (PDT)</w:t>
         </w:r>
       </w:ins>
     </w:p>
@@ -452,15 +452,25 @@
       </w:hyperlink>
       <w:ins w:id="11" w:author="PR Preview" w:date="2026-01-01T00:00:00Z">
         <w:r>
+          <w:t xml:space="preserve">,</w:t>
+        </w:r>
+      </w:ins>
+      <w:ins w:id="12" w:author="PR Preview" w:date="2026-01-01T00:00:00Z">
+        <w:r>
           <w:t xml:space="preserve"> </w:t>
         </w:r>
       </w:ins>
-      <w:ins w:id="12" w:author="PR Preview" w:date="2026-01-01T00:00:00Z">
-        <w:r>
-          <w:t xml:space="preserve">(</w:t>
-        </w:r>
-      </w:ins>
       <w:ins w:id="13" w:author="PR Preview" w:date="2026-01-01T00:00:00Z">
+        <w:r>
+          <w:t xml:space="preserve">at</w:t>
+        </w:r>
+      </w:ins>
+      <w:ins w:id="14" w:author="PR Preview" w:date="2026-01-01T00:00:00Z">
+        <w:r>
+          <w:t xml:space="preserve"> </w:t>
+        </w:r>
+      </w:ins>
+      <w:ins w:id="15" w:author="PR Preview" w:date="2026-01-01T00:00:00Z">
         <w:r>
           <w:rPr>
             <w:rStyle w:val="VerbatimChar"/>
@@ -468,31 +478,41 @@
           <w:t xml:space="preserve">https://cran.r-project.org/web/packages/&lt;name&gt;/index.html</w:t>
         </w:r>
       </w:ins>
-      <w:ins w:id="14" w:author="PR Preview" w:date="2026-01-01T00:00:00Z">
+      <w:ins w:id="16" w:author="PR Preview" w:date="2026-01-01T00:00:00Z">
+        <w:r>
+          <w:t xml:space="preserve">, which returns 404 when the name is free;</w:t>
+        </w:r>
+      </w:ins>
+    </w:p>
+    <w:p>
+      <w:pPr>
+        <w:pStyle w:val="Compact"/>
+        <w:numPr>
+          <w:ilvl w:val="0"/>
+          <w:numId w:val="1005"/>
+        </w:numPr>
+      </w:pPr>
+      <w:ins w:id="17" w:author="PR Preview" w:date="2026-01-01T00:00:00Z">
+        <w:r>
+          <w:t xml:space="preserve">the CRAN archive,</w:t>
+        </w:r>
+      </w:ins>
+      <w:ins w:id="18" w:author="PR Preview" w:date="2026-01-01T00:00:00Z">
         <w:r>
           <w:t xml:space="preserve"> </w:t>
         </w:r>
       </w:ins>
-      <w:ins w:id="15" w:author="PR Preview" w:date="2026-01-01T00:00:00Z">
-        <w:r>
-          <w:t xml:space="preserve">returns 404 when the name is free);</w:t>
-        </w:r>
-      </w:ins>
-    </w:p>
-    <w:p>
-      <w:pPr>
-        <w:pStyle w:val="Compact"/>
-        <w:numPr>
-          <w:ilvl w:val="0"/>
-          <w:numId w:val="1005"/>
-        </w:numPr>
-      </w:pPr>
-      <w:ins w:id="16" w:author="PR Preview" w:date="2026-01-01T00:00:00Z">
-        <w:r>
-          <w:t xml:space="preserve">the CRAN archive (</w:t>
-        </w:r>
-      </w:ins>
-      <w:ins w:id="17" w:author="PR Preview" w:date="2026-01-01T00:00:00Z">
+      <w:ins w:id="19" w:author="PR Preview" w:date="2026-01-01T00:00:00Z">
+        <w:r>
+          <w:t xml:space="preserve">at</w:t>
+        </w:r>
+      </w:ins>
+      <w:ins w:id="20" w:author="PR Preview" w:date="2026-01-01T00:00:00Z">
+        <w:r>
+          <w:t xml:space="preserve"> </w:t>
+        </w:r>
+      </w:ins>
+      <w:ins w:id="21" w:author="PR Preview" w:date="2026-01-01T00:00:00Z">
         <w:r>
           <w:rPr>
             <w:rStyle w:val="VerbatimChar"/>
@@ -500,9 +520,9 @@
           <w:t xml:space="preserve">https://cran.r-project.org/src/contrib/Archive/&lt;name&gt;/</w:t>
         </w:r>
       </w:ins>
-      <w:ins w:id="18" w:author="PR Preview" w:date="2026-01-01T00:00:00Z">
-        <w:r>
-          <w:t xml:space="preserve">), because a removed package still holds its name;</w:t>
+      <w:ins w:id="22" w:author="PR Preview" w:date="2026-01-01T00:00:00Z">
+        <w:r>
+          <w:t xml:space="preserve">, because a removed package still holds its name;</w:t>
         </w:r>
       </w:ins>
     </w:p>
@@ -515,7 +535,7 @@
         </w:numPr>
       </w:pPr>
       <w:hyperlink r:id="rId18">
-        <w:ins w:id="19" w:author="PR Preview" w:date="2026-01-01T00:00:00Z">
+        <w:ins w:id="23" w:author="PR Preview" w:date="2026-01-01T00:00:00Z">
           <w:r>
             <w:rPr>
               <w:rStyle w:val="Hyperlink"/>
@@ -524,7 +544,7 @@
           </w:r>
         </w:ins>
       </w:hyperlink>
-      <w:ins w:id="20" w:author="PR Preview" w:date="2026-01-01T00:00:00Z">
+      <w:ins w:id="24" w:author="PR Preview" w:date="2026-01-01T00:00:00Z">
         <w:r>
           <w:t xml:space="preserve">.</w:t>
         </w:r>
@@ -534,9 +554,9 @@
       <w:pPr>
         <w:pStyle w:val="FirstParagraph"/>
       </w:pPr>
-      <w:ins w:id="21" w:author="PR Preview" w:date="2026-01-01T00:00:00Z">
-        <w:r>
-          <w:t xml:space="preserve">A name that CRAN has used blocks a later submission and confuses users.</w:t>
+      <w:ins w:id="25" w:author="PR Preview" w:date="2026-01-01T00:00:00Z">
+        <w:r>
+          <w:t xml:space="preserve">A name that CRAN has used is usually unavailable for a new package and confuses users, so pick a different name.</w:t>
         </w:r>
       </w:ins>
     </w:p>
@@ -546,7 +566,7 @@
       <w:pPr>
         <w:pStyle w:val="Heading2"/>
       </w:pPr>
-      <w:ins w:id="22" w:author="PR Preview" w:date="2026-01-01T00:00:00Z">
+      <w:ins w:id="26" w:author="PR Preview" w:date="2026-01-01T00:00:00Z">
         <w:r>
           <w:t xml:space="preserve">5 Write release notes for the user</w:t>
         </w:r>
